--- a/flow/20230914_vu_template/drafts/2023-11-g/14-ВТ-ап.Филипа.docx
+++ b/flow/20230914_vu_template/drafts/2023-11-g/14-ВТ-ап.Филипа.docx
@@ -4563,7 +4563,7 @@
     </w:p>
     <w:p>
       <w:pPr>
-        <w:pStyle w:val="Heading3"/>
+        <w:pStyle w:val="3"/>
       </w:pPr>
       <w:r>
         <w:rPr>
@@ -4576,7 +4576,9 @@
       </w:r>
     </w:p>
     <w:p>
-      <w:pPr/>
+      <w:pPr>
+        <w:pStyle w:val="a"/>
+      </w:pPr>
       <w:r>
         <w:rPr>
           <w:rFonts w:ascii="Times New Roman" w:hAnsi="Times New Roman"/>
@@ -4642,7 +4644,9 @@
       </w:r>
     </w:p>
     <w:p>
-      <w:pPr/>
+      <w:pPr>
+        <w:pStyle w:val="a"/>
+      </w:pPr>
       <w:r>
         <w:rPr>
           <w:rFonts w:ascii="Times New Roman" w:hAnsi="Times New Roman"/>
@@ -4780,7 +4784,9 @@
       </w:r>
     </w:p>
     <w:p>
-      <w:pPr/>
+      <w:pPr>
+        <w:pStyle w:val="a"/>
+      </w:pPr>
       <w:r>
         <w:rPr>
           <w:rFonts w:ascii="Times New Roman" w:hAnsi="Times New Roman"/>
